--- a/Câu 1.docx
+++ b/Câu 1.docx
@@ -91,10 +91,7 @@
               </w:numPr>
             </w:pPr>
             <w:r>
-              <w:t xml:space="preserve">Hệ thống cho phép bệnh nhân </w:t>
-            </w:r>
-            <w:r>
-              <w:t>chọn bác sĩ, khung giờ, có thể đăng ký thêm dịch vụ xét nghiệm và nhận số thứ tự khám</w:t>
+              <w:t>Hệ thống cho phép bệnh nhân chọn bác sĩ, khung giờ, có thể đăng ký thêm dịch vụ xét nghiệm và nhận số thứ tự khám</w:t>
             </w:r>
           </w:p>
           <w:p>
@@ -571,19 +568,7 @@
           </w:tcPr>
           <w:p>
             <w:r>
-              <w:t xml:space="preserve">Thuộc tính không nên lưu </w:t>
-            </w:r>
-            <w:r>
-              <w:t xml:space="preserve">– </w:t>
-            </w:r>
-            <w:r>
-              <w:t>lý</w:t>
-            </w:r>
-            <w:r>
-              <w:t xml:space="preserve"> </w:t>
-            </w:r>
-            <w:r>
-              <w:t>do</w:t>
+              <w:t>Thuộc tính không nên lưu – lý do</w:t>
             </w:r>
           </w:p>
         </w:tc>
@@ -699,7 +684,11 @@
           <w:tcPr>
             <w:tcW w:w="2338" w:type="dxa"/>
           </w:tcPr>
-          <w:p/>
+          <w:p>
+            <w:r>
+              <w:t>clarity</w:t>
+            </w:r>
+          </w:p>
         </w:tc>
         <w:tc>
           <w:tcPr>
@@ -737,7 +726,11 @@
           <w:tcPr>
             <w:tcW w:w="2338" w:type="dxa"/>
           </w:tcPr>
-          <w:p/>
+          <w:p>
+            <w:r>
+              <w:t>Hiarchy</w:t>
+            </w:r>
+          </w:p>
         </w:tc>
         <w:tc>
           <w:tcPr>
@@ -775,7 +768,11 @@
           <w:tcPr>
             <w:tcW w:w="2338" w:type="dxa"/>
           </w:tcPr>
-          <w:p/>
+          <w:p>
+            <w:r>
+              <w:t>Consistency</w:t>
+            </w:r>
+          </w:p>
         </w:tc>
         <w:tc>
           <w:tcPr>
@@ -857,9 +854,15 @@
       <w:r>
         <w:t>do</w:t>
       </w:r>
+      <w:r>
+        <w:t xml:space="preserve"> </w:t>
+      </w:r>
+      <w:r>
+        <w:t>:</w:t>
+      </w:r>
       <w:proofErr w:type="gramEnd"/>
       <w:r>
-        <w:t xml:space="preserve">: nút “Tiếp tục” vì CTA này dẫn đến bước </w:t>
+        <w:t xml:space="preserve"> nút “Tiếp tục” vì CTA này dẫn đến bước </w:t>
       </w:r>
       <w:r>
         <w:t>tiếp theo của luồng hoạt động “Đặt phòng”</w:t>
@@ -993,7 +996,11 @@
           <w:tcPr>
             <w:tcW w:w="4675" w:type="dxa"/>
           </w:tcPr>
-          <w:p/>
+          <w:p>
+            <w:r>
+              <w:t xml:space="preserve">Nê </w:t>
+            </w:r>
+          </w:p>
         </w:tc>
       </w:tr>
     </w:tbl>

--- a/Câu 1.docx
+++ b/Câu 1.docx
@@ -854,15 +854,9 @@
       <w:r>
         <w:t>do</w:t>
       </w:r>
-      <w:r>
-        <w:t xml:space="preserve"> </w:t>
-      </w:r>
-      <w:r>
-        <w:t>:</w:t>
-      </w:r>
       <w:proofErr w:type="gramEnd"/>
       <w:r>
-        <w:t xml:space="preserve"> nút “Tiếp tục” vì CTA này dẫn đến bước </w:t>
+        <w:t xml:space="preserve">: nút “Tiếp tục” vì CTA này dẫn đến bước </w:t>
       </w:r>
       <w:r>
         <w:t>tiếp theo của luồng hoạt động “Đặt phòng”</w:t>
@@ -998,7 +992,7 @@
           </w:tcPr>
           <w:p>
             <w:r>
-              <w:t xml:space="preserve">Nê </w:t>
+              <w:t>thêm bảng lưu người đặt hộ</w:t>
             </w:r>
           </w:p>
         </w:tc>

--- a/Câu 1.docx
+++ b/Câu 1.docx
@@ -3,7 +3,15 @@
 <w:document xmlns:wpc="http://schemas.microsoft.com/office/word/2010/wordprocessingCanvas" xmlns:cx="http://schemas.microsoft.com/office/drawing/2014/chartex" xmlns:cx1="http://schemas.microsoft.com/office/drawing/2015/9/8/chartex" xmlns:cx2="http://schemas.microsoft.com/office/drawing/2015/10/21/chartex" xmlns:cx3="http://schemas.microsoft.com/office/drawing/2016/5/9/chartex" xmlns:cx4="http://schemas.microsoft.com/office/drawing/2016/5/10/chartex" xmlns:cx5="http://schemas.microsoft.com/office/drawing/2016/5/11/chartex" xmlns:cx6="http://schemas.microsoft.com/office/drawing/2016/5/12/chartex" xmlns:cx7="http://schemas.microsoft.com/office/drawing/2016/5/13/chartex" xmlns:cx8="http://schemas.microsoft.com/office/drawing/2016/5/14/chartex" xmlns:mc="http://schemas.openxmlformats.org/markup-compatibility/2006" xmlns:aink="http://schemas.microsoft.com/office/drawing/2016/ink" xmlns:am3d="http://schemas.microsoft.com/office/drawing/2017/model3d" xmlns:o="urn:schemas-microsoft-com:office:office" xmlns:oel="http://schemas.microsoft.com/office/2019/extlst" xmlns:r="http://schemas.openxmlformats.org/officeDocument/2006/relationships" xmlns:m="http://schemas.openxmlformats.org/officeDocument/2006/math" xmlns:v="urn:schemas-microsoft-com:vml" xmlns:wp14="http://schemas.microsoft.com/office/word/2010/wordprocessingDrawing" xmlns:wp="http://schemas.openxmlformats.org/drawingml/2006/wordprocessingDrawing" xmlns:w10="urn:schemas-microsoft-com:office:word" xmlns:w="http://schemas.openxmlformats.org/wordprocessingml/2006/main" xmlns:w14="http://schemas.microsoft.com/office/word/2010/wordml" xmlns:w15="http://schemas.microsoft.com/office/word/2012/wordml" xmlns:w16cex="http://schemas.microsoft.com/office/word/2018/wordml/cex" xmlns:w16cid="http://schemas.microsoft.com/office/word/2016/wordml/cid" xmlns:w16="http://schemas.microsoft.com/office/word/2018/wordml" xmlns:w16du="http://schemas.microsoft.com/office/word/2023/wordml/word16du" xmlns:w16sdtdh="http://schemas.microsoft.com/office/word/2020/wordml/sdtdatahash" xmlns:w16sdtfl="http://schemas.microsoft.com/office/word/2024/wordml/sdtformatlock" xmlns:w16se="http://schemas.microsoft.com/office/word/2015/wordml/symex" xmlns:wpg="http://schemas.microsoft.com/office/word/2010/wordprocessingGroup" xmlns:wpi="http://schemas.microsoft.com/office/word/2010/wordprocessingInk" xmlns:wne="http://schemas.microsoft.com/office/word/2006/wordml" xmlns:wps="http://schemas.microsoft.com/office/word/2010/wordprocessingShape" mc:Ignorable="w14 w15 w16se w16cid w16 w16cex w16sdtdh w16sdtfl w16du wp14">
   <w:body>
     <w:p>
+      <w:pPr>
+        <w:rPr>
+          <w:rFonts w:ascii="Times New Roman" w:hAnsi="Times New Roman" w:cs="Times New Roman"/>
+        </w:rPr>
+      </w:pPr>
       <w:r>
+        <w:rPr>
+          <w:rFonts w:ascii="Times New Roman" w:hAnsi="Times New Roman" w:cs="Times New Roman"/>
+        </w:rPr>
         <w:t>Câu 1:</w:t>
       </w:r>
     </w:p>
@@ -23,7 +31,15 @@
             <w:tcW w:w="4675" w:type="dxa"/>
           </w:tcPr>
           <w:p>
-            <w:r>
+            <w:pPr>
+              <w:rPr>
+                <w:rFonts w:ascii="Times New Roman" w:hAnsi="Times New Roman" w:cs="Times New Roman"/>
+              </w:rPr>
+            </w:pPr>
+            <w:r>
+              <w:rPr>
+                <w:rFonts w:ascii="Times New Roman" w:hAnsi="Times New Roman" w:cs="Times New Roman"/>
+              </w:rPr>
               <w:t xml:space="preserve">Mục </w:t>
             </w:r>
           </w:p>
@@ -33,7 +49,15 @@
             <w:tcW w:w="4675" w:type="dxa"/>
           </w:tcPr>
           <w:p>
-            <w:r>
+            <w:pPr>
+              <w:rPr>
+                <w:rFonts w:ascii="Times New Roman" w:hAnsi="Times New Roman" w:cs="Times New Roman"/>
+              </w:rPr>
+            </w:pPr>
+            <w:r>
+              <w:rPr>
+                <w:rFonts w:ascii="Times New Roman" w:hAnsi="Times New Roman" w:cs="Times New Roman"/>
+              </w:rPr>
               <w:t>Nội dung</w:t>
             </w:r>
           </w:p>
@@ -45,7 +69,15 @@
             <w:tcW w:w="4675" w:type="dxa"/>
           </w:tcPr>
           <w:p>
-            <w:r>
+            <w:pPr>
+              <w:rPr>
+                <w:rFonts w:ascii="Times New Roman" w:hAnsi="Times New Roman" w:cs="Times New Roman"/>
+              </w:rPr>
+            </w:pPr>
+            <w:r>
+              <w:rPr>
+                <w:rFonts w:ascii="Times New Roman" w:hAnsi="Times New Roman" w:cs="Times New Roman"/>
+              </w:rPr>
               <w:t>Actor chính – vai trò</w:t>
             </w:r>
           </w:p>
@@ -55,7 +87,15 @@
             <w:tcW w:w="4675" w:type="dxa"/>
           </w:tcPr>
           <w:p>
-            <w:r>
+            <w:pPr>
+              <w:rPr>
+                <w:rFonts w:ascii="Times New Roman" w:hAnsi="Times New Roman" w:cs="Times New Roman"/>
+              </w:rPr>
+            </w:pPr>
+            <w:r>
+              <w:rPr>
+                <w:rFonts w:ascii="Times New Roman" w:hAnsi="Times New Roman" w:cs="Times New Roman"/>
+              </w:rPr>
               <w:t>Bệnh nhân – chọn bác sĩ, khung giờ, có thể đăng ký thêm dịch vụ xét nghiệm và nhận số thứ tự khám</w:t>
             </w:r>
           </w:p>
@@ -67,13 +107,27 @@
             <w:tcW w:w="4675" w:type="dxa"/>
           </w:tcPr>
           <w:p>
-            <w:r>
+            <w:pPr>
+              <w:rPr>
+                <w:rFonts w:ascii="Times New Roman" w:hAnsi="Times New Roman" w:cs="Times New Roman"/>
+              </w:rPr>
+            </w:pPr>
+            <w:r>
+              <w:rPr>
+                <w:rFonts w:ascii="Times New Roman" w:hAnsi="Times New Roman" w:cs="Times New Roman"/>
+              </w:rPr>
               <w:t>Yêu cầu chức năng</w:t>
             </w:r>
             <w:r>
+              <w:rPr>
+                <w:rFonts w:ascii="Times New Roman" w:hAnsi="Times New Roman" w:cs="Times New Roman"/>
+              </w:rPr>
               <w:t xml:space="preserve"> </w:t>
             </w:r>
             <w:r>
+              <w:rPr>
+                <w:rFonts w:ascii="Times New Roman" w:hAnsi="Times New Roman" w:cs="Times New Roman"/>
+              </w:rPr>
               <w:t>(4)</w:t>
             </w:r>
           </w:p>
@@ -89,8 +143,14 @@
                 <w:ilvl w:val="0"/>
                 <w:numId w:val="1"/>
               </w:numPr>
-            </w:pPr>
-            <w:r>
+              <w:rPr>
+                <w:rFonts w:ascii="Times New Roman" w:hAnsi="Times New Roman" w:cs="Times New Roman"/>
+              </w:rPr>
+            </w:pPr>
+            <w:r>
+              <w:rPr>
+                <w:rFonts w:ascii="Times New Roman" w:hAnsi="Times New Roman" w:cs="Times New Roman"/>
+              </w:rPr>
               <w:t>Hệ thống cho phép bệnh nhân chọn bác sĩ, khung giờ, có thể đăng ký thêm dịch vụ xét nghiệm và nhận số thứ tự khám</w:t>
             </w:r>
           </w:p>
@@ -101,8 +161,14 @@
                 <w:ilvl w:val="0"/>
                 <w:numId w:val="1"/>
               </w:numPr>
-            </w:pPr>
-            <w:r>
+              <w:rPr>
+                <w:rFonts w:ascii="Times New Roman" w:hAnsi="Times New Roman" w:cs="Times New Roman"/>
+              </w:rPr>
+            </w:pPr>
+            <w:r>
+              <w:rPr>
+                <w:rFonts w:ascii="Times New Roman" w:hAnsi="Times New Roman" w:cs="Times New Roman"/>
+              </w:rPr>
               <w:t xml:space="preserve">Hệ thống kiểm tra chỉ được đặt lịch cho ngày khám trong vòng 14 ngày tới </w:t>
             </w:r>
           </w:p>
@@ -113,17 +179,32 @@
                 <w:ilvl w:val="0"/>
                 <w:numId w:val="1"/>
               </w:numPr>
-            </w:pPr>
-            <w:r>
+              <w:rPr>
+                <w:rFonts w:ascii="Times New Roman" w:hAnsi="Times New Roman" w:cs="Times New Roman"/>
+              </w:rPr>
+            </w:pPr>
+            <w:r>
+              <w:rPr>
+                <w:rFonts w:ascii="Times New Roman" w:hAnsi="Times New Roman" w:cs="Times New Roman"/>
+              </w:rPr>
               <w:t xml:space="preserve">Hệ thống kiểm tra mỗi khung giờ thuộc một bác sĩ </w:t>
             </w:r>
             <w:r>
+              <w:rPr>
+                <w:rFonts w:ascii="Times New Roman" w:hAnsi="Times New Roman" w:cs="Times New Roman"/>
+              </w:rPr>
               <w:t>và</w:t>
             </w:r>
             <w:r>
+              <w:rPr>
+                <w:rFonts w:ascii="Times New Roman" w:hAnsi="Times New Roman" w:cs="Times New Roman"/>
+              </w:rPr>
               <w:t xml:space="preserve"> nhận tối đa </w:t>
             </w:r>
             <w:r>
+              <w:rPr>
+                <w:rFonts w:ascii="Times New Roman" w:hAnsi="Times New Roman" w:cs="Times New Roman"/>
+              </w:rPr>
               <w:t>một số bệnh nhân nhất định</w:t>
             </w:r>
           </w:p>
@@ -134,11 +215,20 @@
                 <w:ilvl w:val="0"/>
                 <w:numId w:val="1"/>
               </w:numPr>
-            </w:pPr>
-            <w:r>
+              <w:rPr>
+                <w:rFonts w:ascii="Times New Roman" w:hAnsi="Times New Roman" w:cs="Times New Roman"/>
+              </w:rPr>
+            </w:pPr>
+            <w:r>
+              <w:rPr>
+                <w:rFonts w:ascii="Times New Roman" w:hAnsi="Times New Roman" w:cs="Times New Roman"/>
+              </w:rPr>
               <w:t xml:space="preserve">Hệ thống cho phép bệnh nhân có thể có nhiều lịch hẹn, nhưng không được đặt hai lịch hẹn trong cùng </w:t>
             </w:r>
             <w:r>
+              <w:rPr>
+                <w:rFonts w:ascii="Times New Roman" w:hAnsi="Times New Roman" w:cs="Times New Roman"/>
+              </w:rPr>
               <w:t>một khung giờ</w:t>
             </w:r>
           </w:p>
@@ -150,13 +240,27 @@
             <w:tcW w:w="4675" w:type="dxa"/>
           </w:tcPr>
           <w:p>
-            <w:r>
+            <w:pPr>
+              <w:rPr>
+                <w:rFonts w:ascii="Times New Roman" w:hAnsi="Times New Roman" w:cs="Times New Roman"/>
+              </w:rPr>
+            </w:pPr>
+            <w:r>
+              <w:rPr>
+                <w:rFonts w:ascii="Times New Roman" w:hAnsi="Times New Roman" w:cs="Times New Roman"/>
+              </w:rPr>
               <w:t>Yêu cầu phi chức năng</w:t>
             </w:r>
             <w:r>
+              <w:rPr>
+                <w:rFonts w:ascii="Times New Roman" w:hAnsi="Times New Roman" w:cs="Times New Roman"/>
+              </w:rPr>
               <w:t xml:space="preserve"> </w:t>
             </w:r>
             <w:r>
+              <w:rPr>
+                <w:rFonts w:ascii="Times New Roman" w:hAnsi="Times New Roman" w:cs="Times New Roman"/>
+              </w:rPr>
               <w:t>(2)</w:t>
             </w:r>
           </w:p>
@@ -172,8 +276,14 @@
                 <w:ilvl w:val="0"/>
                 <w:numId w:val="2"/>
               </w:numPr>
-            </w:pPr>
-            <w:r>
+              <w:rPr>
+                <w:rFonts w:ascii="Times New Roman" w:hAnsi="Times New Roman" w:cs="Times New Roman"/>
+              </w:rPr>
+            </w:pPr>
+            <w:r>
+              <w:rPr>
+                <w:rFonts w:ascii="Times New Roman" w:hAnsi="Times New Roman" w:cs="Times New Roman"/>
+              </w:rPr>
               <w:t>Hệ thống phản hồi 98% yêu cầu đặt lịch của bệnh nhân dưới 2 s.</w:t>
             </w:r>
           </w:p>
@@ -184,11 +294,20 @@
                 <w:ilvl w:val="0"/>
                 <w:numId w:val="2"/>
               </w:numPr>
-            </w:pPr>
-            <w:r>
+              <w:rPr>
+                <w:rFonts w:ascii="Times New Roman" w:hAnsi="Times New Roman" w:cs="Times New Roman"/>
+              </w:rPr>
+            </w:pPr>
+            <w:r>
+              <w:rPr>
+                <w:rFonts w:ascii="Times New Roman" w:hAnsi="Times New Roman" w:cs="Times New Roman"/>
+              </w:rPr>
               <w:t xml:space="preserve">Hệ thống phải hoạt đông 99,9% thời gian/ tháng, </w:t>
             </w:r>
             <w:r>
+              <w:rPr>
+                <w:rFonts w:ascii="Times New Roman" w:hAnsi="Times New Roman" w:cs="Times New Roman"/>
+              </w:rPr>
               <w:t>ngoài những thời gian bảo trì đã báo trước</w:t>
             </w:r>
           </w:p>
@@ -200,22 +319,45 @@
             <w:tcW w:w="4675" w:type="dxa"/>
           </w:tcPr>
           <w:p>
-            <w:r>
+            <w:pPr>
+              <w:rPr>
+                <w:rFonts w:ascii="Times New Roman" w:hAnsi="Times New Roman" w:cs="Times New Roman"/>
+              </w:rPr>
+            </w:pPr>
+            <w:r>
+              <w:rPr>
+                <w:rFonts w:ascii="Times New Roman" w:hAnsi="Times New Roman" w:cs="Times New Roman"/>
+              </w:rPr>
               <w:t>BR</w:t>
             </w:r>
             <w:r>
+              <w:rPr>
+                <w:rFonts w:ascii="Times New Roman" w:hAnsi="Times New Roman" w:cs="Times New Roman"/>
+              </w:rPr>
               <w:t xml:space="preserve"> 1</w:t>
             </w:r>
             <w:r>
+              <w:rPr>
+                <w:rFonts w:ascii="Times New Roman" w:hAnsi="Times New Roman" w:cs="Times New Roman"/>
+              </w:rPr>
               <w:t xml:space="preserve">  </w:t>
             </w:r>
             <w:r>
+              <w:rPr>
+                <w:rFonts w:ascii="Times New Roman" w:hAnsi="Times New Roman" w:cs="Times New Roman"/>
+              </w:rPr>
               <w:sym w:font="Wingdings" w:char="F0E0"/>
             </w:r>
             <w:r>
+              <w:rPr>
+                <w:rFonts w:ascii="Times New Roman" w:hAnsi="Times New Roman" w:cs="Times New Roman"/>
+              </w:rPr>
               <w:t xml:space="preserve"> bước</w:t>
             </w:r>
             <w:r>
+              <w:rPr>
+                <w:rFonts w:ascii="Times New Roman" w:hAnsi="Times New Roman" w:cs="Times New Roman"/>
+              </w:rPr>
               <w:t xml:space="preserve"> 1</w:t>
             </w:r>
           </w:p>
@@ -225,16 +367,33 @@
             <w:tcW w:w="4675" w:type="dxa"/>
           </w:tcPr>
           <w:p>
-            <w:r>
+            <w:pPr>
+              <w:rPr>
+                <w:rFonts w:ascii="Times New Roman" w:hAnsi="Times New Roman" w:cs="Times New Roman"/>
+              </w:rPr>
+            </w:pPr>
+            <w:r>
+              <w:rPr>
+                <w:rFonts w:ascii="Times New Roman" w:hAnsi="Times New Roman" w:cs="Times New Roman"/>
+              </w:rPr>
               <w:t>Hệ thống cho phép bệnh nhận</w:t>
             </w:r>
             <w:r>
+              <w:rPr>
+                <w:rFonts w:ascii="Times New Roman" w:hAnsi="Times New Roman" w:cs="Times New Roman"/>
+              </w:rPr>
               <w:t xml:space="preserve"> đặt lịch bao gồm</w:t>
             </w:r>
             <w:r>
+              <w:rPr>
+                <w:rFonts w:ascii="Times New Roman" w:hAnsi="Times New Roman" w:cs="Times New Roman"/>
+              </w:rPr>
               <w:t xml:space="preserve"> chọn chuyên khoa và ngày khám trong vòng 14 ngày tới</w:t>
             </w:r>
             <w:r>
+              <w:rPr>
+                <w:rFonts w:ascii="Times New Roman" w:hAnsi="Times New Roman" w:cs="Times New Roman"/>
+              </w:rPr>
               <w:t>.</w:t>
             </w:r>
           </w:p>
@@ -246,16 +405,33 @@
             <w:tcW w:w="4675" w:type="dxa"/>
           </w:tcPr>
           <w:p>
-            <w:r>
+            <w:pPr>
+              <w:rPr>
+                <w:rFonts w:ascii="Times New Roman" w:hAnsi="Times New Roman" w:cs="Times New Roman"/>
+              </w:rPr>
+            </w:pPr>
+            <w:r>
+              <w:rPr>
+                <w:rFonts w:ascii="Times New Roman" w:hAnsi="Times New Roman" w:cs="Times New Roman"/>
+              </w:rPr>
               <w:t xml:space="preserve">BR </w:t>
             </w:r>
             <w:r>
+              <w:rPr>
+                <w:rFonts w:ascii="Times New Roman" w:hAnsi="Times New Roman" w:cs="Times New Roman"/>
+              </w:rPr>
               <w:t>2,3</w:t>
             </w:r>
             <w:r>
+              <w:rPr>
+                <w:rFonts w:ascii="Times New Roman" w:hAnsi="Times New Roman" w:cs="Times New Roman"/>
+              </w:rPr>
               <w:sym w:font="Wingdings" w:char="F0E0"/>
             </w:r>
             <w:r>
+              <w:rPr>
+                <w:rFonts w:ascii="Times New Roman" w:hAnsi="Times New Roman" w:cs="Times New Roman"/>
+              </w:rPr>
               <w:t xml:space="preserve"> bước</w:t>
             </w:r>
           </w:p>
@@ -265,16 +441,33 @@
             <w:tcW w:w="4675" w:type="dxa"/>
           </w:tcPr>
           <w:p>
-            <w:r>
+            <w:pPr>
+              <w:rPr>
+                <w:rFonts w:ascii="Times New Roman" w:hAnsi="Times New Roman" w:cs="Times New Roman"/>
+              </w:rPr>
+            </w:pPr>
+            <w:r>
+              <w:rPr>
+                <w:rFonts w:ascii="Times New Roman" w:hAnsi="Times New Roman" w:cs="Times New Roman"/>
+              </w:rPr>
               <w:t>Hệ thống hiển thị bác sĩ và khung giờ</w:t>
             </w:r>
             <w:r>
+              <w:rPr>
+                <w:rFonts w:ascii="Times New Roman" w:hAnsi="Times New Roman" w:cs="Times New Roman"/>
+              </w:rPr>
               <w:t>, được chọn một bác sĩ, một khung giờ.</w:t>
             </w:r>
             <w:r>
+              <w:rPr>
+                <w:rFonts w:ascii="Times New Roman" w:hAnsi="Times New Roman" w:cs="Times New Roman"/>
+              </w:rPr>
               <w:t xml:space="preserve"> Mỗi bác sĩ có nhiều khung giờ khám, mỗi khung giờ thuộc một bác sĩ và nhận tối đa một số bệnh nhân nhất định</w:t>
             </w:r>
             <w:r>
+              <w:rPr>
+                <w:rFonts w:ascii="Times New Roman" w:hAnsi="Times New Roman" w:cs="Times New Roman"/>
+              </w:rPr>
               <w:t xml:space="preserve"> </w:t>
             </w:r>
           </w:p>
@@ -286,7 +479,15 @@
             <w:tcW w:w="4675" w:type="dxa"/>
           </w:tcPr>
           <w:p>
-            <w:r>
+            <w:pPr>
+              <w:rPr>
+                <w:rFonts w:ascii="Times New Roman" w:hAnsi="Times New Roman" w:cs="Times New Roman"/>
+              </w:rPr>
+            </w:pPr>
+            <w:r>
+              <w:rPr>
+                <w:rFonts w:ascii="Times New Roman" w:hAnsi="Times New Roman" w:cs="Times New Roman"/>
+              </w:rPr>
               <w:t>Điểm chưa rõ – câu hỏi</w:t>
             </w:r>
           </w:p>
@@ -296,39 +497,93 @@
             <w:tcW w:w="4675" w:type="dxa"/>
           </w:tcPr>
           <w:p>
-            <w:r>
+            <w:pPr>
+              <w:rPr>
+                <w:rFonts w:ascii="Times New Roman" w:hAnsi="Times New Roman" w:cs="Times New Roman"/>
+              </w:rPr>
+            </w:pPr>
+            <w:r>
+              <w:rPr>
+                <w:rFonts w:ascii="Times New Roman" w:hAnsi="Times New Roman" w:cs="Times New Roman"/>
+              </w:rPr>
               <w:t>Chi phí dịch vụ được tính theo giá tại thời điểm đặt lịch, không theo bảng giá hiện hành khiến cho hệ thống không biết tính như thế nào</w:t>
             </w:r>
             <w:r>
+              <w:rPr>
+                <w:rFonts w:ascii="Times New Roman" w:hAnsi="Times New Roman" w:cs="Times New Roman"/>
+              </w:rPr>
               <w:t xml:space="preserve">, thanh toán ra sao. – chi phí dịch vụ được tính như thế nào </w:t>
             </w:r>
             <w:r>
+              <w:rPr>
+                <w:rFonts w:ascii="Times New Roman" w:hAnsi="Times New Roman" w:cs="Times New Roman"/>
+              </w:rPr>
               <w:t>và có phải là chi phí dự kiến hay không?</w:t>
             </w:r>
             <w:r>
+              <w:rPr>
+                <w:rFonts w:ascii="Times New Roman" w:hAnsi="Times New Roman" w:cs="Times New Roman"/>
+              </w:rPr>
               <w:t xml:space="preserve"> </w:t>
             </w:r>
           </w:p>
         </w:tc>
       </w:tr>
     </w:tbl>
-    <w:p/>
     <w:p>
+      <w:pPr>
+        <w:rPr>
+          <w:rFonts w:ascii="Times New Roman" w:hAnsi="Times New Roman" w:cs="Times New Roman"/>
+        </w:rPr>
+      </w:pPr>
+    </w:p>
+    <w:p>
+      <w:pPr>
+        <w:rPr>
+          <w:rFonts w:ascii="Times New Roman" w:hAnsi="Times New Roman" w:cs="Times New Roman"/>
+          <w:b/>
+          <w:bCs/>
+        </w:rPr>
+      </w:pPr>
       <w:r>
+        <w:rPr>
+          <w:rFonts w:ascii="Times New Roman" w:hAnsi="Times New Roman" w:cs="Times New Roman"/>
+          <w:b/>
+          <w:bCs/>
+        </w:rPr>
         <w:t xml:space="preserve">Activity Diagram: </w:t>
       </w:r>
     </w:p>
     <w:p>
+      <w:pPr>
+        <w:rPr>
+          <w:rFonts w:ascii="Times New Roman" w:hAnsi="Times New Roman" w:cs="Times New Roman"/>
+        </w:rPr>
+      </w:pPr>
       <w:r>
+        <w:rPr>
+          <w:rFonts w:ascii="Times New Roman" w:hAnsi="Times New Roman" w:cs="Times New Roman"/>
+        </w:rPr>
         <w:t>Bước 6:</w:t>
       </w:r>
     </w:p>
     <w:p>
+      <w:pPr>
+        <w:rPr>
+          <w:rFonts w:ascii="Times New Roman" w:hAnsi="Times New Roman" w:cs="Times New Roman"/>
+        </w:rPr>
+      </w:pPr>
       <w:r>
+        <w:rPr>
+          <w:rFonts w:ascii="Times New Roman" w:hAnsi="Times New Roman" w:cs="Times New Roman"/>
+        </w:rPr>
         <w:tab/>
         <w:t xml:space="preserve">6.1.  </w:t>
       </w:r>
       <w:r>
+        <w:rPr>
+          <w:rFonts w:ascii="Times New Roman" w:hAnsi="Times New Roman" w:cs="Times New Roman"/>
+        </w:rPr>
         <w:t>hệ thống kiểm tra khung giờ còn chỗ</w:t>
       </w:r>
     </w:p>
@@ -339,15 +594,26 @@
           <w:ilvl w:val="0"/>
           <w:numId w:val="6"/>
         </w:numPr>
+        <w:rPr>
+          <w:rFonts w:ascii="Times New Roman" w:hAnsi="Times New Roman" w:cs="Times New Roman"/>
+        </w:rPr>
       </w:pPr>
       <w:r>
-        <w:lastRenderedPageBreak/>
+        <w:rPr>
+          <w:rFonts w:ascii="Times New Roman" w:hAnsi="Times New Roman" w:cs="Times New Roman"/>
+        </w:rPr>
         <w:t xml:space="preserve">Nếu khung giờ hết chỗ </w:t>
       </w:r>
       <w:r>
+        <w:rPr>
+          <w:rFonts w:ascii="Times New Roman" w:hAnsi="Times New Roman" w:cs="Times New Roman"/>
+        </w:rPr>
         <w:sym w:font="Wingdings" w:char="F0E0"/>
       </w:r>
       <w:r>
+        <w:rPr>
+          <w:rFonts w:ascii="Times New Roman" w:hAnsi="Times New Roman" w:cs="Times New Roman"/>
+        </w:rPr>
         <w:t xml:space="preserve"> thống báo quay lại bước 3</w:t>
       </w:r>
     </w:p>
@@ -358,35 +624,75 @@
           <w:ilvl w:val="0"/>
           <w:numId w:val="6"/>
         </w:numPr>
+        <w:rPr>
+          <w:rFonts w:ascii="Times New Roman" w:hAnsi="Times New Roman" w:cs="Times New Roman"/>
+        </w:rPr>
       </w:pPr>
       <w:r>
+        <w:rPr>
+          <w:rFonts w:ascii="Times New Roman" w:hAnsi="Times New Roman" w:cs="Times New Roman"/>
+        </w:rPr>
+        <w:lastRenderedPageBreak/>
         <w:t>Nếu còn chỗ thì tiếp tục</w:t>
       </w:r>
     </w:p>
     <w:p>
+      <w:pPr>
+        <w:rPr>
+          <w:rFonts w:ascii="Times New Roman" w:hAnsi="Times New Roman" w:cs="Times New Roman"/>
+        </w:rPr>
+      </w:pPr>
       <w:r>
+        <w:rPr>
+          <w:rFonts w:ascii="Times New Roman" w:hAnsi="Times New Roman" w:cs="Times New Roman"/>
+        </w:rPr>
         <w:tab/>
         <w:t>6.2. tạo lịch hẹn</w:t>
       </w:r>
     </w:p>
     <w:p>
+      <w:pPr>
+        <w:rPr>
+          <w:rFonts w:ascii="Times New Roman" w:hAnsi="Times New Roman" w:cs="Times New Roman"/>
+        </w:rPr>
+      </w:pPr>
       <w:r>
+        <w:rPr>
+          <w:rFonts w:ascii="Times New Roman" w:hAnsi="Times New Roman" w:cs="Times New Roman"/>
+        </w:rPr>
         <w:tab/>
         <w:t>6.3. cấp số thứ tự</w:t>
       </w:r>
     </w:p>
     <w:p>
+      <w:pPr>
+        <w:rPr>
+          <w:rFonts w:ascii="Times New Roman" w:hAnsi="Times New Roman" w:cs="Times New Roman"/>
+        </w:rPr>
+      </w:pPr>
       <w:r>
+        <w:rPr>
+          <w:rFonts w:ascii="Times New Roman" w:hAnsi="Times New Roman" w:cs="Times New Roman"/>
+        </w:rPr>
         <w:tab/>
         <w:t xml:space="preserve">6.4. </w:t>
       </w:r>
       <w:r>
+        <w:rPr>
+          <w:rFonts w:ascii="Times New Roman" w:hAnsi="Times New Roman" w:cs="Times New Roman"/>
+        </w:rPr>
         <w:t>hiển thị thành công</w:t>
       </w:r>
     </w:p>
     <w:p>
+      <w:pPr>
+        <w:rPr>
+          <w:rFonts w:ascii="Times New Roman" w:hAnsi="Times New Roman" w:cs="Times New Roman"/>
+        </w:rPr>
+      </w:pPr>
       <w:r>
         <w:rPr>
+          <w:rFonts w:ascii="Times New Roman" w:hAnsi="Times New Roman" w:cs="Times New Roman"/>
           <w:noProof/>
         </w:rPr>
         <w:lastRenderedPageBreak/>
@@ -436,6 +742,7 @@
     <w:p>
       <w:pPr>
         <w:rPr>
+          <w:rFonts w:ascii="Times New Roman" w:hAnsi="Times New Roman" w:cs="Times New Roman"/>
           <w:b/>
           <w:bCs/>
         </w:rPr>
@@ -444,12 +751,14 @@
     <w:p>
       <w:pPr>
         <w:rPr>
+          <w:rFonts w:ascii="Times New Roman" w:hAnsi="Times New Roman" w:cs="Times New Roman"/>
           <w:b/>
           <w:bCs/>
         </w:rPr>
       </w:pPr>
       <w:r>
         <w:rPr>
+          <w:rFonts w:ascii="Times New Roman" w:hAnsi="Times New Roman" w:cs="Times New Roman"/>
           <w:b/>
           <w:bCs/>
         </w:rPr>
@@ -472,7 +781,15 @@
             <w:tcW w:w="4675" w:type="dxa"/>
           </w:tcPr>
           <w:p>
-            <w:r>
+            <w:pPr>
+              <w:rPr>
+                <w:rFonts w:ascii="Times New Roman" w:hAnsi="Times New Roman" w:cs="Times New Roman"/>
+              </w:rPr>
+            </w:pPr>
+            <w:r>
+              <w:rPr>
+                <w:rFonts w:ascii="Times New Roman" w:hAnsi="Times New Roman" w:cs="Times New Roman"/>
+              </w:rPr>
               <w:lastRenderedPageBreak/>
               <w:t>Thuộc tính</w:t>
             </w:r>
@@ -483,7 +800,15 @@
             <w:tcW w:w="4675" w:type="dxa"/>
           </w:tcPr>
           <w:p>
-            <w:r>
+            <w:pPr>
+              <w:rPr>
+                <w:rFonts w:ascii="Times New Roman" w:hAnsi="Times New Roman" w:cs="Times New Roman"/>
+              </w:rPr>
+            </w:pPr>
+            <w:r>
+              <w:rPr>
+                <w:rFonts w:ascii="Times New Roman" w:hAnsi="Times New Roman" w:cs="Times New Roman"/>
+              </w:rPr>
               <w:t>Đặt ở bảng</w:t>
             </w:r>
           </w:p>
@@ -495,7 +820,15 @@
             <w:tcW w:w="4675" w:type="dxa"/>
           </w:tcPr>
           <w:p>
-            <w:r>
+            <w:pPr>
+              <w:rPr>
+                <w:rFonts w:ascii="Times New Roman" w:hAnsi="Times New Roman" w:cs="Times New Roman"/>
+              </w:rPr>
+            </w:pPr>
+            <w:r>
+              <w:rPr>
+                <w:rFonts w:ascii="Times New Roman" w:hAnsi="Times New Roman" w:cs="Times New Roman"/>
+              </w:rPr>
               <w:t>max_patients</w:t>
             </w:r>
           </w:p>
@@ -505,13 +838,27 @@
             <w:tcW w:w="4675" w:type="dxa"/>
           </w:tcPr>
           <w:p>
-            <w:r>
+            <w:pPr>
+              <w:rPr>
+                <w:rFonts w:ascii="Times New Roman" w:hAnsi="Times New Roman" w:cs="Times New Roman"/>
+              </w:rPr>
+            </w:pPr>
+            <w:r>
+              <w:rPr>
+                <w:rFonts w:ascii="Times New Roman" w:hAnsi="Times New Roman" w:cs="Times New Roman"/>
+              </w:rPr>
               <w:t>DOCTOR</w:t>
             </w:r>
             <w:r>
+              <w:rPr>
+                <w:rFonts w:ascii="Times New Roman" w:hAnsi="Times New Roman" w:cs="Times New Roman"/>
+              </w:rPr>
               <w:t>_</w:t>
             </w:r>
             <w:r>
+              <w:rPr>
+                <w:rFonts w:ascii="Times New Roman" w:hAnsi="Times New Roman" w:cs="Times New Roman"/>
+              </w:rPr>
               <w:t>DETAIL</w:t>
             </w:r>
           </w:p>
@@ -523,7 +870,15 @@
             <w:tcW w:w="4675" w:type="dxa"/>
           </w:tcPr>
           <w:p>
-            <w:r>
+            <w:pPr>
+              <w:rPr>
+                <w:rFonts w:ascii="Times New Roman" w:hAnsi="Times New Roman" w:cs="Times New Roman"/>
+              </w:rPr>
+            </w:pPr>
+            <w:r>
+              <w:rPr>
+                <w:rFonts w:ascii="Times New Roman" w:hAnsi="Times New Roman" w:cs="Times New Roman"/>
+              </w:rPr>
               <w:t>queue_number</w:t>
             </w:r>
           </w:p>
@@ -533,7 +888,15 @@
             <w:tcW w:w="4675" w:type="dxa"/>
           </w:tcPr>
           <w:p>
-            <w:r>
+            <w:pPr>
+              <w:rPr>
+                <w:rFonts w:ascii="Times New Roman" w:hAnsi="Times New Roman" w:cs="Times New Roman"/>
+              </w:rPr>
+            </w:pPr>
+            <w:r>
+              <w:rPr>
+                <w:rFonts w:ascii="Times New Roman" w:hAnsi="Times New Roman" w:cs="Times New Roman"/>
+              </w:rPr>
               <w:t>PATIENT_DETAIL</w:t>
             </w:r>
           </w:p>
@@ -545,7 +908,15 @@
             <w:tcW w:w="4675" w:type="dxa"/>
           </w:tcPr>
           <w:p>
-            <w:r>
+            <w:pPr>
+              <w:rPr>
+                <w:rFonts w:ascii="Times New Roman" w:hAnsi="Times New Roman" w:cs="Times New Roman"/>
+              </w:rPr>
+            </w:pPr>
+            <w:r>
+              <w:rPr>
+                <w:rFonts w:ascii="Times New Roman" w:hAnsi="Times New Roman" w:cs="Times New Roman"/>
+              </w:rPr>
               <w:t>service_price</w:t>
             </w:r>
           </w:p>
@@ -555,7 +926,15 @@
             <w:tcW w:w="4675" w:type="dxa"/>
           </w:tcPr>
           <w:p>
-            <w:r>
+            <w:pPr>
+              <w:rPr>
+                <w:rFonts w:ascii="Times New Roman" w:hAnsi="Times New Roman" w:cs="Times New Roman"/>
+              </w:rPr>
+            </w:pPr>
+            <w:r>
+              <w:rPr>
+                <w:rFonts w:ascii="Times New Roman" w:hAnsi="Times New Roman" w:cs="Times New Roman"/>
+              </w:rPr>
               <w:t>SERVICE_TIMESLOT</w:t>
             </w:r>
           </w:p>
@@ -567,7 +946,15 @@
             <w:tcW w:w="4675" w:type="dxa"/>
           </w:tcPr>
           <w:p>
-            <w:r>
+            <w:pPr>
+              <w:rPr>
+                <w:rFonts w:ascii="Times New Roman" w:hAnsi="Times New Roman" w:cs="Times New Roman"/>
+              </w:rPr>
+            </w:pPr>
+            <w:r>
+              <w:rPr>
+                <w:rFonts w:ascii="Times New Roman" w:hAnsi="Times New Roman" w:cs="Times New Roman"/>
+              </w:rPr>
               <w:t>Thuộc tính không nên lưu – lý do</w:t>
             </w:r>
           </w:p>
@@ -577,23 +964,39 @@
             <w:tcW w:w="4675" w:type="dxa"/>
           </w:tcPr>
           <w:p>
-            <w:r>
+            <w:pPr>
+              <w:rPr>
+                <w:rFonts w:ascii="Times New Roman" w:hAnsi="Times New Roman" w:cs="Times New Roman"/>
+              </w:rPr>
+            </w:pPr>
+            <w:r>
+              <w:rPr>
+                <w:rFonts w:ascii="Times New Roman" w:hAnsi="Times New Roman" w:cs="Times New Roman"/>
+              </w:rPr>
               <w:t>slot_date không nên lưu vì nó có thể tính bằng start_time và end_time tránh gây dư thừa dữ liệu</w:t>
             </w:r>
           </w:p>
         </w:tc>
       </w:tr>
     </w:tbl>
-    <w:p/>
     <w:p>
       <w:pPr>
         <w:rPr>
+          <w:rFonts w:ascii="Times New Roman" w:hAnsi="Times New Roman" w:cs="Times New Roman"/>
+        </w:rPr>
+      </w:pPr>
+    </w:p>
+    <w:p>
+      <w:pPr>
+        <w:rPr>
+          <w:rFonts w:ascii="Times New Roman" w:hAnsi="Times New Roman" w:cs="Times New Roman"/>
           <w:b/>
           <w:bCs/>
         </w:rPr>
       </w:pPr>
       <w:r>
         <w:rPr>
+          <w:rFonts w:ascii="Times New Roman" w:hAnsi="Times New Roman" w:cs="Times New Roman"/>
           <w:b/>
           <w:bCs/>
         </w:rPr>
@@ -617,14 +1020,28 @@
           <w:tcPr>
             <w:tcW w:w="2337" w:type="dxa"/>
           </w:tcPr>
-          <w:p/>
+          <w:p>
+            <w:pPr>
+              <w:rPr>
+                <w:rFonts w:ascii="Times New Roman" w:hAnsi="Times New Roman" w:cs="Times New Roman"/>
+              </w:rPr>
+            </w:pPr>
+          </w:p>
         </w:tc>
         <w:tc>
           <w:tcPr>
             <w:tcW w:w="2337" w:type="dxa"/>
           </w:tcPr>
           <w:p>
-            <w:r>
+            <w:pPr>
+              <w:rPr>
+                <w:rFonts w:ascii="Times New Roman" w:hAnsi="Times New Roman" w:cs="Times New Roman"/>
+              </w:rPr>
+            </w:pPr>
+            <w:r>
+              <w:rPr>
+                <w:rFonts w:ascii="Times New Roman" w:hAnsi="Times New Roman" w:cs="Times New Roman"/>
+              </w:rPr>
               <w:t>Lỗi</w:t>
             </w:r>
           </w:p>
@@ -634,7 +1051,15 @@
             <w:tcW w:w="2338" w:type="dxa"/>
           </w:tcPr>
           <w:p>
-            <w:r>
+            <w:pPr>
+              <w:rPr>
+                <w:rFonts w:ascii="Times New Roman" w:hAnsi="Times New Roman" w:cs="Times New Roman"/>
+              </w:rPr>
+            </w:pPr>
+            <w:r>
+              <w:rPr>
+                <w:rFonts w:ascii="Times New Roman" w:hAnsi="Times New Roman" w:cs="Times New Roman"/>
+              </w:rPr>
               <w:t>Nguyên tắc vi phạm</w:t>
             </w:r>
           </w:p>
@@ -644,7 +1069,15 @@
             <w:tcW w:w="2338" w:type="dxa"/>
           </w:tcPr>
           <w:p>
-            <w:r>
+            <w:pPr>
+              <w:rPr>
+                <w:rFonts w:ascii="Times New Roman" w:hAnsi="Times New Roman" w:cs="Times New Roman"/>
+              </w:rPr>
+            </w:pPr>
+            <w:r>
+              <w:rPr>
+                <w:rFonts w:ascii="Times New Roman" w:hAnsi="Times New Roman" w:cs="Times New Roman"/>
+              </w:rPr>
               <w:t>Cách sửa</w:t>
             </w:r>
           </w:p>
@@ -656,7 +1089,15 @@
             <w:tcW w:w="2337" w:type="dxa"/>
           </w:tcPr>
           <w:p>
-            <w:r>
+            <w:pPr>
+              <w:rPr>
+                <w:rFonts w:ascii="Times New Roman" w:hAnsi="Times New Roman" w:cs="Times New Roman"/>
+              </w:rPr>
+            </w:pPr>
+            <w:r>
+              <w:rPr>
+                <w:rFonts w:ascii="Times New Roman" w:hAnsi="Times New Roman" w:cs="Times New Roman"/>
+              </w:rPr>
               <w:t>1</w:t>
             </w:r>
           </w:p>
@@ -666,16 +1107,33 @@
             <w:tcW w:w="2337" w:type="dxa"/>
           </w:tcPr>
           <w:p>
-            <w:r>
+            <w:pPr>
+              <w:rPr>
+                <w:rFonts w:ascii="Times New Roman" w:hAnsi="Times New Roman" w:cs="Times New Roman"/>
+              </w:rPr>
+            </w:pPr>
+            <w:r>
+              <w:rPr>
+                <w:rFonts w:ascii="Times New Roman" w:hAnsi="Times New Roman" w:cs="Times New Roman"/>
+              </w:rPr>
               <w:t xml:space="preserve">Nút </w:t>
             </w:r>
             <w:r>
+              <w:rPr>
+                <w:rFonts w:ascii="Times New Roman" w:hAnsi="Times New Roman" w:cs="Times New Roman"/>
+              </w:rPr>
               <w:t>checkbox</w:t>
             </w:r>
             <w:r>
+              <w:rPr>
+                <w:rFonts w:ascii="Times New Roman" w:hAnsi="Times New Roman" w:cs="Times New Roman"/>
+              </w:rPr>
               <w:t xml:space="preserve"> </w:t>
             </w:r>
             <w:r>
+              <w:rPr>
+                <w:rFonts w:ascii="Times New Roman" w:hAnsi="Times New Roman" w:cs="Times New Roman"/>
+              </w:rPr>
               <w:t>không hợp lí vì chỉ được chọn 1 bác sĩ</w:t>
             </w:r>
           </w:p>
@@ -685,7 +1143,15 @@
             <w:tcW w:w="2338" w:type="dxa"/>
           </w:tcPr>
           <w:p>
-            <w:r>
+            <w:pPr>
+              <w:rPr>
+                <w:rFonts w:ascii="Times New Roman" w:hAnsi="Times New Roman" w:cs="Times New Roman"/>
+              </w:rPr>
+            </w:pPr>
+            <w:r>
+              <w:rPr>
+                <w:rFonts w:ascii="Times New Roman" w:hAnsi="Times New Roman" w:cs="Times New Roman"/>
+              </w:rPr>
               <w:t>clarity</w:t>
             </w:r>
           </w:p>
@@ -695,7 +1161,15 @@
             <w:tcW w:w="2338" w:type="dxa"/>
           </w:tcPr>
           <w:p>
-            <w:r>
+            <w:pPr>
+              <w:rPr>
+                <w:rFonts w:ascii="Times New Roman" w:hAnsi="Times New Roman" w:cs="Times New Roman"/>
+              </w:rPr>
+            </w:pPr>
+            <w:r>
+              <w:rPr>
+                <w:rFonts w:ascii="Times New Roman" w:hAnsi="Times New Roman" w:cs="Times New Roman"/>
+              </w:rPr>
               <w:t xml:space="preserve">Thay bằng nút radio </w:t>
             </w:r>
           </w:p>
@@ -707,7 +1181,15 @@
             <w:tcW w:w="2337" w:type="dxa"/>
           </w:tcPr>
           <w:p>
-            <w:r>
+            <w:pPr>
+              <w:rPr>
+                <w:rFonts w:ascii="Times New Roman" w:hAnsi="Times New Roman" w:cs="Times New Roman"/>
+              </w:rPr>
+            </w:pPr>
+            <w:r>
+              <w:rPr>
+                <w:rFonts w:ascii="Times New Roman" w:hAnsi="Times New Roman" w:cs="Times New Roman"/>
+              </w:rPr>
               <w:t>2</w:t>
             </w:r>
           </w:p>
@@ -717,7 +1199,15 @@
             <w:tcW w:w="2337" w:type="dxa"/>
           </w:tcPr>
           <w:p>
-            <w:r>
+            <w:pPr>
+              <w:rPr>
+                <w:rFonts w:ascii="Times New Roman" w:hAnsi="Times New Roman" w:cs="Times New Roman"/>
+              </w:rPr>
+            </w:pPr>
+            <w:r>
+              <w:rPr>
+                <w:rFonts w:ascii="Times New Roman" w:hAnsi="Times New Roman" w:cs="Times New Roman"/>
+              </w:rPr>
               <w:t>Có 2 nút CTA chỉ nên giữ lại 1 cái</w:t>
             </w:r>
           </w:p>
@@ -727,7 +1217,15 @@
             <w:tcW w:w="2338" w:type="dxa"/>
           </w:tcPr>
           <w:p>
-            <w:r>
+            <w:pPr>
+              <w:rPr>
+                <w:rFonts w:ascii="Times New Roman" w:hAnsi="Times New Roman" w:cs="Times New Roman"/>
+              </w:rPr>
+            </w:pPr>
+            <w:r>
+              <w:rPr>
+                <w:rFonts w:ascii="Times New Roman" w:hAnsi="Times New Roman" w:cs="Times New Roman"/>
+              </w:rPr>
               <w:t>Hiarchy</w:t>
             </w:r>
           </w:p>
@@ -737,7 +1235,15 @@
             <w:tcW w:w="2338" w:type="dxa"/>
           </w:tcPr>
           <w:p>
-            <w:r>
+            <w:pPr>
+              <w:rPr>
+                <w:rFonts w:ascii="Times New Roman" w:hAnsi="Times New Roman" w:cs="Times New Roman"/>
+              </w:rPr>
+            </w:pPr>
+            <w:r>
+              <w:rPr>
+                <w:rFonts w:ascii="Times New Roman" w:hAnsi="Times New Roman" w:cs="Times New Roman"/>
+              </w:rPr>
               <w:t>Chỉ dữ lại nút “Tiếp tục”</w:t>
             </w:r>
           </w:p>
@@ -749,7 +1255,15 @@
             <w:tcW w:w="2337" w:type="dxa"/>
           </w:tcPr>
           <w:p>
-            <w:r>
+            <w:pPr>
+              <w:rPr>
+                <w:rFonts w:ascii="Times New Roman" w:hAnsi="Times New Roman" w:cs="Times New Roman"/>
+              </w:rPr>
+            </w:pPr>
+            <w:r>
+              <w:rPr>
+                <w:rFonts w:ascii="Times New Roman" w:hAnsi="Times New Roman" w:cs="Times New Roman"/>
+              </w:rPr>
               <w:t>3</w:t>
             </w:r>
           </w:p>
@@ -759,7 +1273,15 @@
             <w:tcW w:w="2337" w:type="dxa"/>
           </w:tcPr>
           <w:p>
-            <w:r>
+            <w:pPr>
+              <w:rPr>
+                <w:rFonts w:ascii="Times New Roman" w:hAnsi="Times New Roman" w:cs="Times New Roman"/>
+              </w:rPr>
+            </w:pPr>
+            <w:r>
+              <w:rPr>
+                <w:rFonts w:ascii="Times New Roman" w:hAnsi="Times New Roman" w:cs="Times New Roman"/>
+              </w:rPr>
               <w:t>Không được chọn nhiều khung giờ</w:t>
             </w:r>
           </w:p>
@@ -769,7 +1291,15 @@
             <w:tcW w:w="2338" w:type="dxa"/>
           </w:tcPr>
           <w:p>
-            <w:r>
+            <w:pPr>
+              <w:rPr>
+                <w:rFonts w:ascii="Times New Roman" w:hAnsi="Times New Roman" w:cs="Times New Roman"/>
+              </w:rPr>
+            </w:pPr>
+            <w:r>
+              <w:rPr>
+                <w:rFonts w:ascii="Times New Roman" w:hAnsi="Times New Roman" w:cs="Times New Roman"/>
+              </w:rPr>
               <w:t>Consistency</w:t>
             </w:r>
           </w:p>
@@ -779,7 +1309,15 @@
             <w:tcW w:w="2338" w:type="dxa"/>
           </w:tcPr>
           <w:p>
-            <w:r>
+            <w:pPr>
+              <w:rPr>
+                <w:rFonts w:ascii="Times New Roman" w:hAnsi="Times New Roman" w:cs="Times New Roman"/>
+              </w:rPr>
+            </w:pPr>
+            <w:r>
+              <w:rPr>
+                <w:rFonts w:ascii="Times New Roman" w:hAnsi="Times New Roman" w:cs="Times New Roman"/>
+              </w:rPr>
               <w:t>Thay bằng nút radio</w:t>
             </w:r>
           </w:p>
@@ -791,7 +1329,15 @@
             <w:tcW w:w="2337" w:type="dxa"/>
           </w:tcPr>
           <w:p>
-            <w:r>
+            <w:pPr>
+              <w:rPr>
+                <w:rFonts w:ascii="Times New Roman" w:hAnsi="Times New Roman" w:cs="Times New Roman"/>
+              </w:rPr>
+            </w:pPr>
+            <w:r>
+              <w:rPr>
+                <w:rFonts w:ascii="Times New Roman" w:hAnsi="Times New Roman" w:cs="Times New Roman"/>
+              </w:rPr>
               <w:t>4</w:t>
             </w:r>
           </w:p>
@@ -800,19 +1346,37 @@
           <w:tcPr>
             <w:tcW w:w="2337" w:type="dxa"/>
           </w:tcPr>
-          <w:p/>
+          <w:p>
+            <w:pPr>
+              <w:rPr>
+                <w:rFonts w:ascii="Times New Roman" w:hAnsi="Times New Roman" w:cs="Times New Roman"/>
+              </w:rPr>
+            </w:pPr>
+          </w:p>
         </w:tc>
         <w:tc>
           <w:tcPr>
             <w:tcW w:w="2338" w:type="dxa"/>
           </w:tcPr>
-          <w:p/>
+          <w:p>
+            <w:pPr>
+              <w:rPr>
+                <w:rFonts w:ascii="Times New Roman" w:hAnsi="Times New Roman" w:cs="Times New Roman"/>
+              </w:rPr>
+            </w:pPr>
+          </w:p>
         </w:tc>
         <w:tc>
           <w:tcPr>
             <w:tcW w:w="2338" w:type="dxa"/>
           </w:tcPr>
-          <w:p/>
+          <w:p>
+            <w:pPr>
+              <w:rPr>
+                <w:rFonts w:ascii="Times New Roman" w:hAnsi="Times New Roman" w:cs="Times New Roman"/>
+              </w:rPr>
+            </w:pPr>
+          </w:p>
         </w:tc>
       </w:tr>
       <w:tr>
@@ -820,57 +1384,109 @@
           <w:tcPr>
             <w:tcW w:w="2337" w:type="dxa"/>
           </w:tcPr>
-          <w:p/>
+          <w:p>
+            <w:pPr>
+              <w:rPr>
+                <w:rFonts w:ascii="Times New Roman" w:hAnsi="Times New Roman" w:cs="Times New Roman"/>
+              </w:rPr>
+            </w:pPr>
+          </w:p>
         </w:tc>
         <w:tc>
           <w:tcPr>
             <w:tcW w:w="2337" w:type="dxa"/>
           </w:tcPr>
-          <w:p/>
+          <w:p>
+            <w:pPr>
+              <w:rPr>
+                <w:rFonts w:ascii="Times New Roman" w:hAnsi="Times New Roman" w:cs="Times New Roman"/>
+              </w:rPr>
+            </w:pPr>
+          </w:p>
         </w:tc>
         <w:tc>
           <w:tcPr>
             <w:tcW w:w="2338" w:type="dxa"/>
           </w:tcPr>
-          <w:p/>
+          <w:p>
+            <w:pPr>
+              <w:rPr>
+                <w:rFonts w:ascii="Times New Roman" w:hAnsi="Times New Roman" w:cs="Times New Roman"/>
+              </w:rPr>
+            </w:pPr>
+          </w:p>
         </w:tc>
         <w:tc>
           <w:tcPr>
             <w:tcW w:w="2338" w:type="dxa"/>
           </w:tcPr>
-          <w:p/>
+          <w:p>
+            <w:pPr>
+              <w:rPr>
+                <w:rFonts w:ascii="Times New Roman" w:hAnsi="Times New Roman" w:cs="Times New Roman"/>
+              </w:rPr>
+            </w:pPr>
+          </w:p>
         </w:tc>
       </w:tr>
     </w:tbl>
-    <w:p/>
     <w:p>
+      <w:pPr>
+        <w:rPr>
+          <w:rFonts w:ascii="Times New Roman" w:hAnsi="Times New Roman" w:cs="Times New Roman"/>
+        </w:rPr>
+      </w:pPr>
+    </w:p>
+    <w:p>
+      <w:pPr>
+        <w:rPr>
+          <w:rFonts w:ascii="Times New Roman" w:hAnsi="Times New Roman" w:cs="Times New Roman"/>
+        </w:rPr>
+      </w:pPr>
       <w:r>
+        <w:rPr>
+          <w:rFonts w:ascii="Times New Roman" w:hAnsi="Times New Roman" w:cs="Times New Roman"/>
+        </w:rPr>
         <w:t>CTA chính</w:t>
       </w:r>
       <w:r>
+        <w:rPr>
+          <w:rFonts w:ascii="Times New Roman" w:hAnsi="Times New Roman" w:cs="Times New Roman"/>
+        </w:rPr>
         <w:t xml:space="preserve"> – Lý </w:t>
       </w:r>
       <w:proofErr w:type="gramStart"/>
       <w:r>
+        <w:rPr>
+          <w:rFonts w:ascii="Times New Roman" w:hAnsi="Times New Roman" w:cs="Times New Roman"/>
+        </w:rPr>
         <w:t>do</w:t>
       </w:r>
       <w:proofErr w:type="gramEnd"/>
       <w:r>
+        <w:rPr>
+          <w:rFonts w:ascii="Times New Roman" w:hAnsi="Times New Roman" w:cs="Times New Roman"/>
+        </w:rPr>
         <w:t xml:space="preserve">: nút “Tiếp tục” vì CTA này dẫn đến bước </w:t>
       </w:r>
       <w:r>
+        <w:rPr>
+          <w:rFonts w:ascii="Times New Roman" w:hAnsi="Times New Roman" w:cs="Times New Roman"/>
+        </w:rPr>
         <w:t>tiếp theo của luồng hoạt động “Đặt phòng”</w:t>
       </w:r>
     </w:p>
     <w:p>
       <w:pPr>
         <w:rPr>
+          <w:rFonts w:ascii="Times New Roman" w:hAnsi="Times New Roman" w:cs="Times New Roman"/>
           <w:b/>
           <w:bCs/>
         </w:rPr>
       </w:pPr>
       <w:r>
         <w:rPr>
+          <w:rFonts w:ascii="Times New Roman" w:hAnsi="Times New Roman" w:cs="Times New Roman"/>
           <w:b/>
           <w:bCs/>
         </w:rPr>
@@ -893,7 +1509,15 @@
             <w:tcW w:w="4675" w:type="dxa"/>
           </w:tcPr>
           <w:p>
-            <w:r>
+            <w:pPr>
+              <w:rPr>
+                <w:rFonts w:ascii="Times New Roman" w:hAnsi="Times New Roman" w:cs="Times New Roman"/>
+              </w:rPr>
+            </w:pPr>
+            <w:r>
+              <w:rPr>
+                <w:rFonts w:ascii="Times New Roman" w:hAnsi="Times New Roman" w:cs="Times New Roman"/>
+              </w:rPr>
               <w:t xml:space="preserve">Khía cạnh </w:t>
             </w:r>
           </w:p>
@@ -903,7 +1527,15 @@
             <w:tcW w:w="4675" w:type="dxa"/>
           </w:tcPr>
           <w:p>
-            <w:r>
+            <w:pPr>
+              <w:rPr>
+                <w:rFonts w:ascii="Times New Roman" w:hAnsi="Times New Roman" w:cs="Times New Roman"/>
+              </w:rPr>
+            </w:pPr>
+            <w:r>
+              <w:rPr>
+                <w:rFonts w:ascii="Times New Roman" w:hAnsi="Times New Roman" w:cs="Times New Roman"/>
+              </w:rPr>
               <w:t>Tác động</w:t>
             </w:r>
           </w:p>
@@ -915,7 +1547,15 @@
             <w:tcW w:w="4675" w:type="dxa"/>
           </w:tcPr>
           <w:p>
-            <w:r>
+            <w:pPr>
+              <w:rPr>
+                <w:rFonts w:ascii="Times New Roman" w:hAnsi="Times New Roman" w:cs="Times New Roman"/>
+              </w:rPr>
+            </w:pPr>
+            <w:r>
+              <w:rPr>
+                <w:rFonts w:ascii="Times New Roman" w:hAnsi="Times New Roman" w:cs="Times New Roman"/>
+              </w:rPr>
               <w:t>Giao diện</w:t>
             </w:r>
           </w:p>
@@ -925,7 +1565,15 @@
             <w:tcW w:w="4675" w:type="dxa"/>
           </w:tcPr>
           <w:p>
-            <w:r>
+            <w:pPr>
+              <w:rPr>
+                <w:rFonts w:ascii="Times New Roman" w:hAnsi="Times New Roman" w:cs="Times New Roman"/>
+              </w:rPr>
+            </w:pPr>
+            <w:r>
+              <w:rPr>
+                <w:rFonts w:ascii="Times New Roman" w:hAnsi="Times New Roman" w:cs="Times New Roman"/>
+              </w:rPr>
               <w:t>Tạo nút “Đặt lịch hộ”</w:t>
             </w:r>
           </w:p>
@@ -937,7 +1585,15 @@
             <w:tcW w:w="4675" w:type="dxa"/>
           </w:tcPr>
           <w:p>
-            <w:r>
+            <w:pPr>
+              <w:rPr>
+                <w:rFonts w:ascii="Times New Roman" w:hAnsi="Times New Roman" w:cs="Times New Roman"/>
+              </w:rPr>
+            </w:pPr>
+            <w:r>
+              <w:rPr>
+                <w:rFonts w:ascii="Times New Roman" w:hAnsi="Times New Roman" w:cs="Times New Roman"/>
+              </w:rPr>
               <w:t>Vadition</w:t>
             </w:r>
           </w:p>
@@ -947,7 +1603,15 @@
             <w:tcW w:w="4675" w:type="dxa"/>
           </w:tcPr>
           <w:p>
-            <w:r>
+            <w:pPr>
+              <w:rPr>
+                <w:rFonts w:ascii="Times New Roman" w:hAnsi="Times New Roman" w:cs="Times New Roman"/>
+              </w:rPr>
+            </w:pPr>
+            <w:r>
+              <w:rPr>
+                <w:rFonts w:ascii="Times New Roman" w:hAnsi="Times New Roman" w:cs="Times New Roman"/>
+              </w:rPr>
               <w:t>Mỗi tài khoản phải có hồ sơ riêng</w:t>
             </w:r>
           </w:p>
@@ -959,7 +1623,15 @@
             <w:tcW w:w="4675" w:type="dxa"/>
           </w:tcPr>
           <w:p>
-            <w:r>
+            <w:pPr>
+              <w:rPr>
+                <w:rFonts w:ascii="Times New Roman" w:hAnsi="Times New Roman" w:cs="Times New Roman"/>
+              </w:rPr>
+            </w:pPr>
+            <w:r>
+              <w:rPr>
+                <w:rFonts w:ascii="Times New Roman" w:hAnsi="Times New Roman" w:cs="Times New Roman"/>
+              </w:rPr>
               <w:t>Use case/ activity</w:t>
             </w:r>
           </w:p>
@@ -969,7 +1641,15 @@
             <w:tcW w:w="4675" w:type="dxa"/>
           </w:tcPr>
           <w:p>
-            <w:r>
+            <w:pPr>
+              <w:rPr>
+                <w:rFonts w:ascii="Times New Roman" w:hAnsi="Times New Roman" w:cs="Times New Roman"/>
+              </w:rPr>
+            </w:pPr>
+            <w:r>
+              <w:rPr>
+                <w:rFonts w:ascii="Times New Roman" w:hAnsi="Times New Roman" w:cs="Times New Roman"/>
+              </w:rPr>
               <w:t xml:space="preserve">Bắt đầu -&gt; </w:t>
             </w:r>
           </w:p>
@@ -981,7 +1661,15 @@
             <w:tcW w:w="4675" w:type="dxa"/>
           </w:tcPr>
           <w:p>
-            <w:r>
+            <w:pPr>
+              <w:rPr>
+                <w:rFonts w:ascii="Times New Roman" w:hAnsi="Times New Roman" w:cs="Times New Roman"/>
+              </w:rPr>
+            </w:pPr>
+            <w:r>
+              <w:rPr>
+                <w:rFonts w:ascii="Times New Roman" w:hAnsi="Times New Roman" w:cs="Times New Roman"/>
+              </w:rPr>
               <w:t xml:space="preserve">Erd </w:t>
             </w:r>
           </w:p>
@@ -991,15 +1679,35 @@
             <w:tcW w:w="4675" w:type="dxa"/>
           </w:tcPr>
           <w:p>
-            <w:r>
+            <w:pPr>
+              <w:rPr>
+                <w:rFonts w:ascii="Times New Roman" w:hAnsi="Times New Roman" w:cs="Times New Roman"/>
+              </w:rPr>
+            </w:pPr>
+            <w:r>
+              <w:rPr>
+                <w:rFonts w:ascii="Times New Roman" w:hAnsi="Times New Roman" w:cs="Times New Roman"/>
+              </w:rPr>
               <w:t>thêm bảng lưu người đặt hộ</w:t>
             </w:r>
           </w:p>
         </w:tc>
       </w:tr>
     </w:tbl>
-    <w:p/>
-    <w:p/>
+    <w:p>
+      <w:pPr>
+        <w:rPr>
+          <w:rFonts w:ascii="Times New Roman" w:hAnsi="Times New Roman" w:cs="Times New Roman"/>
+        </w:rPr>
+      </w:pPr>
+    </w:p>
+    <w:p>
+      <w:pPr>
+        <w:rPr>
+          <w:rFonts w:ascii="Times New Roman" w:hAnsi="Times New Roman" w:cs="Times New Roman"/>
+        </w:rPr>
+      </w:pPr>
+    </w:p>
     <w:sectPr>
       <w:pgSz w:w="12240" w:h="15840"/>
       <w:pgMar w:top="1440" w:right="1440" w:bottom="1440" w:left="1440" w:header="720" w:footer="720" w:gutter="0"/>
